--- a/docs/entrega/4_Manual_Tecnico.docx
+++ b/docs/entrega/4_Manual_Tecnico.docx
@@ -4,91 +4,48 @@
   <w:body>
     <w:p>
       <w:pPr>
-        <w:spacing w:after="600" w:line="240" w:lineRule="auto"/>
-      </w:pPr>
-    </w:p>
-    <w:p>
-      <w:pPr>
+        <w:spacing w:line="240" w:lineRule="auto"/>
+      </w:pPr>
+    </w:p>
+    <w:p>
+      <w:pPr>
+        <w:spacing w:after="40"/>
         <w:jc w:val="center"/>
       </w:pPr>
       <w:r>
         <w:rPr>
           <w:b/>
-          <w:color w:val="1E3A8A"/>
-          <w:sz w:val="28"/>
+          <w:color w:val="000000"/>
+          <w:sz w:val="36"/>
         </w:rPr>
         <w:t>UNIVERSIDAD NACIONAL JOSÉ MARÍA ARGUEDAS</w:t>
       </w:r>
     </w:p>
     <w:p>
       <w:pPr>
+        <w:spacing w:after="0"/>
         <w:jc w:val="center"/>
       </w:pPr>
       <w:r>
         <w:rPr>
-          <w:sz w:val="22"/>
-        </w:rPr>
-        <w:t>Facultad de Ingeniería · Escuela Profesional de Ingeniería de Sistemas</w:t>
-      </w:r>
-    </w:p>
-    <w:p>
-      <w:pPr>
-        <w:jc w:val="center"/>
-      </w:pPr>
-      <w:r>
-        <w:rPr>
-          <w:sz w:val="22"/>
-        </w:rPr>
-        <w:t>Computación Gráfica (IIAD65) · Semestre 2026-II</w:t>
-      </w:r>
-    </w:p>
-    <w:p>
-      <w:pPr>
-        <w:spacing w:after="800" w:line="240" w:lineRule="auto"/>
-      </w:pPr>
-    </w:p>
-    <w:p>
-      <w:pPr>
-        <w:jc w:val="center"/>
-      </w:pPr>
-      <w:r>
-        <w:rPr>
-          <w:b/>
-          <w:color w:val="4B5563"/>
-          <w:sz w:val="28"/>
-        </w:rPr>
-        <w:t>MANUAL TÉCNICO</w:t>
-      </w:r>
-    </w:p>
-    <w:p>
-      <w:pPr>
-        <w:jc w:val="center"/>
-      </w:pPr>
-      <w:r>
-        <w:rPr>
-          <w:b/>
-          <w:color w:val="1E3A8A"/>
-          <w:sz w:val="60"/>
-        </w:rPr>
-        <w:t>GeoMatriz 2D</w:t>
-      </w:r>
-    </w:p>
-    <w:p>
-      <w:pPr>
-        <w:jc w:val="center"/>
-      </w:pPr>
-      <w:r>
-        <w:rPr>
-          <w:i/>
+          <w:color w:val="000000"/>
           <w:sz w:val="26"/>
         </w:rPr>
-        <w:t>Arquitectura, algoritmos, ejecución y pruebas</w:t>
-      </w:r>
-    </w:p>
-    <w:p>
-      <w:pPr>
-        <w:spacing w:after="320" w:line="240" w:lineRule="auto"/>
-      </w:pPr>
+        <w:t>Facultad de Ingeniería</w:t>
+      </w:r>
+    </w:p>
+    <w:p>
+      <w:pPr>
+        <w:spacing w:after="160"/>
+        <w:jc w:val="center"/>
+      </w:pPr>
+      <w:r>
+        <w:rPr>
+          <w:color w:val="000000"/>
+          <w:sz w:val="26"/>
+        </w:rPr>
+        <w:t>Escuela Profesional de Ingeniería de Sistemas</w:t>
+      </w:r>
     </w:p>
     <w:p>
       <w:pPr>
@@ -99,8 +56,8 @@
           <w:noProof/>
         </w:rPr>
         <w:drawing>
-          <wp:inline distT="0" distB="0" distL="0" distR="0" wp14:anchorId="38FFA279" wp14:editId="4208C65C">
-            <wp:extent cx="5400000" cy="994640"/>
+          <wp:inline distT="0" distB="0" distL="0" distR="0" wp14:anchorId="1C9FE7B1" wp14:editId="3D88455F">
+            <wp:extent cx="1872000" cy="2186496"/>
             <wp:effectExtent l="0" t="0" r="0" b="0"/>
             <wp:docPr id="1" name="Picture 1"/>
             <wp:cNvGraphicFramePr>
@@ -110,7 +67,7 @@
               <a:graphicData uri="http://schemas.openxmlformats.org/drawingml/2006/picture">
                 <pic:pic xmlns:pic="http://schemas.openxmlformats.org/drawingml/2006/picture">
                   <pic:nvPicPr>
-                    <pic:cNvPr id="0" name="pipeline_grafico.png"/>
+                    <pic:cNvPr id="0" name="logo_unajma.png"/>
                     <pic:cNvPicPr/>
                   </pic:nvPicPr>
                   <pic:blipFill>
@@ -122,7 +79,7 @@
                   <pic:spPr>
                     <a:xfrm>
                       <a:off x="0" y="0"/>
-                      <a:ext cx="5400000" cy="994640"/>
+                      <a:ext cx="1872000" cy="2186496"/>
                     </a:xfrm>
                     <a:prstGeom prst="rect">
                       <a:avLst/>
@@ -137,41 +94,155 @@
     </w:p>
     <w:p>
       <w:pPr>
-        <w:spacing w:after="600" w:line="240" w:lineRule="auto"/>
-      </w:pPr>
-    </w:p>
-    <w:p>
-      <w:pPr>
+        <w:spacing w:after="80" w:line="240" w:lineRule="auto"/>
+      </w:pPr>
+    </w:p>
+    <w:p>
+      <w:pPr>
+        <w:spacing w:after="240"/>
         <w:jc w:val="center"/>
       </w:pPr>
       <w:r>
         <w:rPr>
-          <w:sz w:val="21"/>
+          <w:color w:val="000000"/>
         </w:rPr>
-        <w:t>Grupo 3 · Oscco Zarabia Rider Gilmar · Vargas Alhuay Hernan · Chilingano Lazo Albert</w:t>
-      </w:r>
-    </w:p>
-    <w:p>
-      <w:pPr>
-        <w:jc w:val="center"/>
-      </w:pPr>
-      <w:r>
-        <w:rPr>
-          <w:sz w:val="21"/>
-        </w:rPr>
-        <w:t>Docente: Mtro. Jhamer Anderson Rojas Silva</w:t>
-      </w:r>
-    </w:p>
-    <w:p>
-      <w:pPr>
+        <w:t>Asignatura: Computación Gráfica (IIAD65) · Semestre 2026-II</w:t>
+      </w:r>
+    </w:p>
+    <w:p>
+      <w:pPr>
+        <w:spacing w:after="40"/>
         <w:jc w:val="center"/>
       </w:pPr>
       <w:r>
         <w:rPr>
           <w:b/>
-          <w:sz w:val="21"/>
+          <w:color w:val="000000"/>
+          <w:sz w:val="26"/>
         </w:rPr>
-        <w:t>Andahuaylas, Perú · octubre de 2026</w:t>
+        <w:t>MANUAL TÉCNICO</w:t>
+      </w:r>
+    </w:p>
+    <w:p>
+      <w:pPr>
+        <w:spacing w:after="240"/>
+        <w:jc w:val="center"/>
+      </w:pPr>
+      <w:r>
+        <w:rPr>
+          <w:b/>
+          <w:color w:val="000000"/>
+          <w:sz w:val="30"/>
+        </w:rPr>
+        <w:t>GEOMATRIZ 2D: LABORATORIO INTERACTIVO DE GEOMETRÍA 2D CON MATRICES VISIBLES</w:t>
+      </w:r>
+    </w:p>
+    <w:p>
+      <w:pPr>
+        <w:spacing w:after="40"/>
+        <w:jc w:val="center"/>
+      </w:pPr>
+      <w:r>
+        <w:rPr>
+          <w:b/>
+          <w:color w:val="000000"/>
+        </w:rPr>
+        <w:t>Grupo N.º: 3</w:t>
+      </w:r>
+    </w:p>
+    <w:p>
+      <w:pPr>
+        <w:spacing w:after="0"/>
+        <w:jc w:val="center"/>
+      </w:pPr>
+      <w:r>
+        <w:rPr>
+          <w:b/>
+          <w:color w:val="000000"/>
+        </w:rPr>
+        <w:t>Integrantes (rol):</w:t>
+      </w:r>
+    </w:p>
+    <w:p>
+      <w:pPr>
+        <w:spacing w:after="0"/>
+        <w:jc w:val="center"/>
+      </w:pPr>
+      <w:r>
+        <w:rPr>
+          <w:color w:val="000000"/>
+          <w:sz w:val="22"/>
+        </w:rPr>
+        <w:t>1. Oscco Zarabia Rider Gilmar (Coordinación, renderizado y plano cartesiano, repositorio e informe)</w:t>
+      </w:r>
+    </w:p>
+    <w:p>
+      <w:pPr>
+        <w:spacing w:after="0"/>
+        <w:jc w:val="center"/>
+      </w:pPr>
+      <w:r>
+        <w:rPr>
+          <w:color w:val="000000"/>
+          <w:sz w:val="22"/>
+        </w:rPr>
+        <w:t>2. Vargas Alhuay Hernan (Núcleo matemático (matrices y composición) y pruebas)</w:t>
+      </w:r>
+    </w:p>
+    <w:p>
+      <w:pPr>
+        <w:spacing w:after="0"/>
+        <w:jc w:val="center"/>
+      </w:pPr>
+      <w:r>
+        <w:rPr>
+          <w:color w:val="000000"/>
+          <w:sz w:val="22"/>
+        </w:rPr>
+        <w:t>3. Chilingano Lazo Albert (Interfaz, validación, explicaciones, manual de usuario y video)</w:t>
+      </w:r>
+    </w:p>
+    <w:p>
+      <w:pPr>
+        <w:spacing w:after="80" w:line="240" w:lineRule="auto"/>
+      </w:pPr>
+    </w:p>
+    <w:p>
+      <w:pPr>
+        <w:spacing w:after="0"/>
+        <w:jc w:val="center"/>
+      </w:pPr>
+      <w:r>
+        <w:rPr>
+          <w:b/>
+          <w:color w:val="000000"/>
+        </w:rPr>
+        <w:t>Docente:</w:t>
+      </w:r>
+    </w:p>
+    <w:p>
+      <w:pPr>
+        <w:spacing w:after="280"/>
+        <w:jc w:val="center"/>
+      </w:pPr>
+      <w:r>
+        <w:rPr>
+          <w:color w:val="000000"/>
+        </w:rPr>
+        <w:t>Mtro. Jhamer Anderson Rojas Silva</w:t>
+      </w:r>
+    </w:p>
+    <w:p>
+      <w:pPr>
+        <w:spacing w:after="0"/>
+        <w:jc w:val="center"/>
+      </w:pPr>
+      <w:r>
+        <w:rPr>
+          <w:b/>
+          <w:color w:val="000000"/>
+        </w:rPr>
+        <w:t>Andahuaylas, Perú, octubre de 2026</w:t>
       </w:r>
     </w:p>
     <w:p>
@@ -197,7 +268,7 @@
           <w:tab w:val="right" w:leader="dot" w:pos="9062"/>
         </w:tabs>
         <w:rPr>
-          <w:rFonts w:asciiTheme="minorHAnsi" w:eastAsiaTheme="minorEastAsia" w:hAnsiTheme="minorHAnsi"/>
+          <w:rFonts w:asciiTheme="minorHAnsi" w:eastAsiaTheme="minorEastAsia" w:hAnsiTheme="minorHAnsi" w:cstheme="minorBidi"/>
           <w:noProof/>
           <w:kern w:val="2"/>
           <w:szCs w:val="24"/>
@@ -214,7 +285,7 @@
       <w:r>
         <w:fldChar w:fldCharType="separate"/>
       </w:r>
-      <w:hyperlink w:anchor="_Toc243350744" w:history="1">
+      <w:hyperlink w:anchor="_Toc243401734" w:history="1">
         <w:r>
           <w:rPr>
             <w:rStyle w:val="Hipervnculo"/>
@@ -241,7 +312,7 @@
             <w:noProof/>
             <w:webHidden/>
           </w:rPr>
-          <w:instrText xml:space="preserve"> PAGEREF _Toc243350744 \h </w:instrText>
+          <w:instrText xml:space="preserve"> PAGEREF _Toc243401734 \h </w:instrText>
         </w:r>
         <w:r>
           <w:rPr>
@@ -279,7 +350,7 @@
           <w:tab w:val="right" w:leader="dot" w:pos="9062"/>
         </w:tabs>
         <w:rPr>
-          <w:rFonts w:asciiTheme="minorHAnsi" w:eastAsiaTheme="minorEastAsia" w:hAnsiTheme="minorHAnsi"/>
+          <w:rFonts w:asciiTheme="minorHAnsi" w:eastAsiaTheme="minorEastAsia" w:hAnsiTheme="minorHAnsi" w:cstheme="minorBidi"/>
           <w:noProof/>
           <w:kern w:val="2"/>
           <w:szCs w:val="24"/>
@@ -287,7 +358,7 @@
           <w14:ligatures w14:val="standardContextual"/>
         </w:rPr>
       </w:pPr>
-      <w:hyperlink w:anchor="_Toc243350745" w:history="1">
+      <w:hyperlink w:anchor="_Toc243401735" w:history="1">
         <w:r>
           <w:rPr>
             <w:rStyle w:val="Hipervnculo"/>
@@ -314,7 +385,7 @@
             <w:noProof/>
             <w:webHidden/>
           </w:rPr>
-          <w:instrText xml:space="preserve"> PAGEREF _Toc243350745 \h </w:instrText>
+          <w:instrText xml:space="preserve"> PAGEREF _Toc243401735 \h </w:instrText>
         </w:r>
         <w:r>
           <w:rPr>
@@ -352,7 +423,7 @@
           <w:tab w:val="right" w:leader="dot" w:pos="9062"/>
         </w:tabs>
         <w:rPr>
-          <w:rFonts w:asciiTheme="minorHAnsi" w:eastAsiaTheme="minorEastAsia" w:hAnsiTheme="minorHAnsi"/>
+          <w:rFonts w:asciiTheme="minorHAnsi" w:eastAsiaTheme="minorEastAsia" w:hAnsiTheme="minorHAnsi" w:cstheme="minorBidi"/>
           <w:noProof/>
           <w:kern w:val="2"/>
           <w:szCs w:val="24"/>
@@ -360,7 +431,7 @@
           <w14:ligatures w14:val="standardContextual"/>
         </w:rPr>
       </w:pPr>
-      <w:hyperlink w:anchor="_Toc243350746" w:history="1">
+      <w:hyperlink w:anchor="_Toc243401736" w:history="1">
         <w:r>
           <w:rPr>
             <w:rStyle w:val="Hipervnculo"/>
@@ -387,7 +458,7 @@
             <w:noProof/>
             <w:webHidden/>
           </w:rPr>
-          <w:instrText xml:space="preserve"> PAGEREF _Toc243350746 \h </w:instrText>
+          <w:instrText xml:space="preserve"> PAGEREF _Toc243401736 \h </w:instrText>
         </w:r>
         <w:r>
           <w:rPr>
@@ -425,7 +496,7 @@
           <w:tab w:val="right" w:leader="dot" w:pos="9062"/>
         </w:tabs>
         <w:rPr>
-          <w:rFonts w:asciiTheme="minorHAnsi" w:eastAsiaTheme="minorEastAsia" w:hAnsiTheme="minorHAnsi"/>
+          <w:rFonts w:asciiTheme="minorHAnsi" w:eastAsiaTheme="minorEastAsia" w:hAnsiTheme="minorHAnsi" w:cstheme="minorBidi"/>
           <w:noProof/>
           <w:kern w:val="2"/>
           <w:szCs w:val="24"/>
@@ -433,7 +504,7 @@
           <w14:ligatures w14:val="standardContextual"/>
         </w:rPr>
       </w:pPr>
-      <w:hyperlink w:anchor="_Toc243350747" w:history="1">
+      <w:hyperlink w:anchor="_Toc243401737" w:history="1">
         <w:r>
           <w:rPr>
             <w:rStyle w:val="Hipervnculo"/>
@@ -460,7 +531,7 @@
             <w:noProof/>
             <w:webHidden/>
           </w:rPr>
-          <w:instrText xml:space="preserve"> PAGEREF _Toc243350747 \h </w:instrText>
+          <w:instrText xml:space="preserve"> PAGEREF _Toc243401737 \h </w:instrText>
         </w:r>
         <w:r>
           <w:rPr>
@@ -498,7 +569,7 @@
           <w:tab w:val="right" w:leader="dot" w:pos="9062"/>
         </w:tabs>
         <w:rPr>
-          <w:rFonts w:asciiTheme="minorHAnsi" w:eastAsiaTheme="minorEastAsia" w:hAnsiTheme="minorHAnsi"/>
+          <w:rFonts w:asciiTheme="minorHAnsi" w:eastAsiaTheme="minorEastAsia" w:hAnsiTheme="minorHAnsi" w:cstheme="minorBidi"/>
           <w:noProof/>
           <w:kern w:val="2"/>
           <w:szCs w:val="24"/>
@@ -506,7 +577,7 @@
           <w14:ligatures w14:val="standardContextual"/>
         </w:rPr>
       </w:pPr>
-      <w:hyperlink w:anchor="_Toc243350748" w:history="1">
+      <w:hyperlink w:anchor="_Toc243401738" w:history="1">
         <w:r>
           <w:rPr>
             <w:rStyle w:val="Hipervnculo"/>
@@ -533,7 +604,7 @@
             <w:noProof/>
             <w:webHidden/>
           </w:rPr>
-          <w:instrText xml:space="preserve"> PAGEREF _Toc243350748 \h </w:instrText>
+          <w:instrText xml:space="preserve"> PAGEREF _Toc243401738 \h </w:instrText>
         </w:r>
         <w:r>
           <w:rPr>
@@ -571,7 +642,7 @@
           <w:tab w:val="right" w:leader="dot" w:pos="9062"/>
         </w:tabs>
         <w:rPr>
-          <w:rFonts w:asciiTheme="minorHAnsi" w:eastAsiaTheme="minorEastAsia" w:hAnsiTheme="minorHAnsi"/>
+          <w:rFonts w:asciiTheme="minorHAnsi" w:eastAsiaTheme="minorEastAsia" w:hAnsiTheme="minorHAnsi" w:cstheme="minorBidi"/>
           <w:noProof/>
           <w:kern w:val="2"/>
           <w:szCs w:val="24"/>
@@ -579,7 +650,7 @@
           <w14:ligatures w14:val="standardContextual"/>
         </w:rPr>
       </w:pPr>
-      <w:hyperlink w:anchor="_Toc243350749" w:history="1">
+      <w:hyperlink w:anchor="_Toc243401739" w:history="1">
         <w:r>
           <w:rPr>
             <w:rStyle w:val="Hipervnculo"/>
@@ -606,7 +677,7 @@
             <w:noProof/>
             <w:webHidden/>
           </w:rPr>
-          <w:instrText xml:space="preserve"> PAGEREF _Toc243350749 \h </w:instrText>
+          <w:instrText xml:space="preserve"> PAGEREF _Toc243401739 \h </w:instrText>
         </w:r>
         <w:r>
           <w:rPr>
@@ -644,7 +715,7 @@
           <w:tab w:val="right" w:leader="dot" w:pos="9062"/>
         </w:tabs>
         <w:rPr>
-          <w:rFonts w:asciiTheme="minorHAnsi" w:eastAsiaTheme="minorEastAsia" w:hAnsiTheme="minorHAnsi"/>
+          <w:rFonts w:asciiTheme="minorHAnsi" w:eastAsiaTheme="minorEastAsia" w:hAnsiTheme="minorHAnsi" w:cstheme="minorBidi"/>
           <w:noProof/>
           <w:kern w:val="2"/>
           <w:szCs w:val="24"/>
@@ -652,7 +723,7 @@
           <w14:ligatures w14:val="standardContextual"/>
         </w:rPr>
       </w:pPr>
-      <w:hyperlink w:anchor="_Toc243350750" w:history="1">
+      <w:hyperlink w:anchor="_Toc243401740" w:history="1">
         <w:r>
           <w:rPr>
             <w:rStyle w:val="Hipervnculo"/>
@@ -679,7 +750,7 @@
             <w:noProof/>
             <w:webHidden/>
           </w:rPr>
-          <w:instrText xml:space="preserve"> PAGEREF _Toc243350750 \h </w:instrText>
+          <w:instrText xml:space="preserve"> PAGEREF _Toc243401740 \h </w:instrText>
         </w:r>
         <w:r>
           <w:rPr>
@@ -717,7 +788,7 @@
           <w:tab w:val="right" w:leader="dot" w:pos="9062"/>
         </w:tabs>
         <w:rPr>
-          <w:rFonts w:asciiTheme="minorHAnsi" w:eastAsiaTheme="minorEastAsia" w:hAnsiTheme="minorHAnsi"/>
+          <w:rFonts w:asciiTheme="minorHAnsi" w:eastAsiaTheme="minorEastAsia" w:hAnsiTheme="minorHAnsi" w:cstheme="minorBidi"/>
           <w:noProof/>
           <w:kern w:val="2"/>
           <w:szCs w:val="24"/>
@@ -725,7 +796,7 @@
           <w14:ligatures w14:val="standardContextual"/>
         </w:rPr>
       </w:pPr>
-      <w:hyperlink w:anchor="_Toc243350751" w:history="1">
+      <w:hyperlink w:anchor="_Toc243401741" w:history="1">
         <w:r>
           <w:rPr>
             <w:rStyle w:val="Hipervnculo"/>
@@ -752,7 +823,7 @@
             <w:noProof/>
             <w:webHidden/>
           </w:rPr>
-          <w:instrText xml:space="preserve"> PAGEREF _Toc243350751 \h </w:instrText>
+          <w:instrText xml:space="preserve"> PAGEREF _Toc243401741 \h </w:instrText>
         </w:r>
         <w:r>
           <w:rPr>
@@ -797,7 +868,7 @@
       <w:pPr>
         <w:pStyle w:val="Ttulo1"/>
       </w:pPr>
-      <w:bookmarkStart w:id="0" w:name="_Toc243350744"/>
+      <w:bookmarkStart w:id="0" w:name="_Toc243401734"/>
       <w:r>
         <w:lastRenderedPageBreak/>
         <w:t>1. Tecnologías y versiones</w:t>
@@ -1388,7 +1459,7 @@
       <w:pPr>
         <w:pStyle w:val="Ttulo1"/>
       </w:pPr>
-      <w:bookmarkStart w:id="1" w:name="_Toc243350745"/>
+      <w:bookmarkStart w:id="1" w:name="_Toc243401735"/>
       <w:r>
         <w:t>2. Arquitectura</w:t>
       </w:r>
@@ -1438,7 +1509,7 @@
           <w:noProof/>
         </w:rPr>
         <w:drawing>
-          <wp:inline distT="0" distB="0" distL="0" distR="0" wp14:anchorId="65AE9F6C" wp14:editId="7726D091">
+          <wp:inline distT="0" distB="0" distL="0" distR="0" wp14:anchorId="2FDA1FB6" wp14:editId="5DFF468F">
             <wp:extent cx="5760000" cy="3936536"/>
             <wp:effectExtent l="0" t="0" r="0" b="0"/>
             <wp:docPr id="2" name="Picture 2"/>
@@ -1534,7 +1605,7 @@
       <w:pPr>
         <w:pStyle w:val="Ttulo1"/>
       </w:pPr>
-      <w:bookmarkStart w:id="2" w:name="_Toc243350746"/>
+      <w:bookmarkStart w:id="2" w:name="_Toc243401736"/>
       <w:r>
         <w:t>3. Pipeline gráfico</w:t>
       </w:r>
@@ -1575,7 +1646,7 @@
           <w:noProof/>
         </w:rPr>
         <w:drawing>
-          <wp:inline distT="0" distB="0" distL="0" distR="0" wp14:anchorId="271C3ED1" wp14:editId="01A2A063">
+          <wp:inline distT="0" distB="0" distL="0" distR="0" wp14:anchorId="2542B3B1" wp14:editId="0AF45BAE">
             <wp:extent cx="5760000" cy="1060950"/>
             <wp:effectExtent l="0" t="0" r="0" b="0"/>
             <wp:docPr id="3" name="Picture 3"/>
@@ -1590,7 +1661,7 @@
                     <pic:cNvPicPr/>
                   </pic:nvPicPr>
                   <pic:blipFill>
-                    <a:blip r:embed="rId8"/>
+                    <a:blip r:embed="rId10"/>
                     <a:stretch>
                       <a:fillRect/>
                     </a:stretch>
@@ -1655,13 +1726,7 @@
         <w:t xml:space="preserve">Modelo: </w:t>
       </w:r>
       <w:r>
-        <w:t>vértices en coordenadas homogéneas P = [x, y, 1]</w:t>
-      </w:r>
-      <w:r>
-        <w:t>ᵀ</w:t>
-      </w:r>
-      <w:r>
-        <w:t>.</w:t>
+        <w:t>vértices en coordenadas homogéneas P = [x, y, 1]ᵀ.</w:t>
       </w:r>
     </w:p>
     <w:p>
@@ -1703,13 +1768,7 @@
         <w:t xml:space="preserve">Viewport: </w:t>
       </w:r>
       <w:r>
-        <w:t>[u, v, 1]</w:t>
-      </w:r>
-      <w:r>
-        <w:t>ᵀ</w:t>
-      </w:r>
-      <w:r>
-        <w:t xml:space="preserve"> = V · P′ con zoom k y centro de la vista; −k invierte el eje Y.</w:t>
+        <w:t>[u, v, 1]ᵀ = V · P′ con zoom k y centro de la vista; −k invierte el eje Y.</w:t>
       </w:r>
     </w:p>
     <w:p>
@@ -1730,7 +1789,7 @@
       <w:pPr>
         <w:pStyle w:val="Ttulo1"/>
       </w:pPr>
-      <w:bookmarkStart w:id="3" w:name="_Toc243350747"/>
+      <w:bookmarkStart w:id="3" w:name="_Toc243401737"/>
       <w:r>
         <w:t>4. Descripción de los módulos</w:t>
       </w:r>
@@ -2657,7 +2716,7 @@
       <w:pPr>
         <w:pStyle w:val="Ttulo1"/>
       </w:pPr>
-      <w:bookmarkStart w:id="4" w:name="_Toc243350748"/>
+      <w:bookmarkStart w:id="4" w:name="_Toc243401738"/>
       <w:r>
         <w:t>5. Fragmentos de código clave</w:t>
       </w:r>
@@ -2704,7 +2763,6 @@
           <w:rFonts w:ascii="Consolas" w:hAnsi="Consolas"/>
           <w:sz w:val="19"/>
         </w:rPr>
-        <w:lastRenderedPageBreak/>
         <w:t>/**</w:t>
       </w:r>
     </w:p>
@@ -2719,34 +2777,21 @@
           <w:rFonts w:ascii="Consolas" w:hAnsi="Consolas"/>
           <w:sz w:val="19"/>
         </w:rPr>
-        <w:t xml:space="preserve"> * Aplica M a un punto: P' = M · [x, y, 1]</w:t>
-      </w:r>
+        <w:t xml:space="preserve"> * Aplica M a un punto: P' = M · [x, y, 1]ᵀ (algoritmo A4).</w:t>
+      </w:r>
+    </w:p>
+    <w:p>
+      <w:pPr>
+        <w:shd w:val="clear" w:color="auto" w:fill="F3F4F6"/>
+        <w:spacing w:after="0" w:line="240" w:lineRule="auto"/>
+        <w:ind w:left="170"/>
+      </w:pPr>
       <w:r>
         <w:rPr>
           <w:rFonts w:ascii="Consolas" w:hAnsi="Consolas"/>
           <w:sz w:val="19"/>
         </w:rPr>
-        <w:t>ᵀ</w:t>
-      </w:r>
-      <w:r>
-        <w:rPr>
-          <w:rFonts w:ascii="Consolas" w:hAnsi="Consolas"/>
-          <w:sz w:val="19"/>
-        </w:rPr>
-        <w:t xml:space="preserve"> (algoritmo A4).</w:t>
-      </w:r>
-    </w:p>
-    <w:p>
-      <w:pPr>
-        <w:shd w:val="clear" w:color="auto" w:fill="F3F4F6"/>
-        <w:spacing w:after="0" w:line="240" w:lineRule="auto"/>
-        <w:ind w:left="170"/>
-      </w:pPr>
-      <w:r>
-        <w:rPr>
-          <w:rFonts w:ascii="Consolas" w:hAnsi="Consolas"/>
-          <w:sz w:val="19"/>
-        </w:rPr>
+        <w:lastRenderedPageBreak/>
         <w:t xml:space="preserve"> * La última fila de nuestras matrices es siempre [0 0 1], así que w' = 1.</w:t>
       </w:r>
     </w:p>
@@ -3436,7 +3481,6 @@
           <w:rFonts w:ascii="Consolas" w:hAnsi="Consolas"/>
           <w:sz w:val="19"/>
         </w:rPr>
-        <w:lastRenderedPageBreak/>
         <w:t xml:space="preserve">  o.requestRender();</w:t>
       </w:r>
     </w:p>
@@ -3468,6 +3512,7 @@
           <w:b/>
           <w:sz w:val="21"/>
         </w:rPr>
+        <w:lastRenderedPageBreak/>
         <w:t>Código 5. Validación de un campo (ui/validation.js)</w:t>
       </w:r>
     </w:p>
@@ -3788,7 +3833,7 @@
       <w:pPr>
         <w:pStyle w:val="Ttulo1"/>
       </w:pPr>
-      <w:bookmarkStart w:id="5" w:name="_Toc243350749"/>
+      <w:bookmarkStart w:id="5" w:name="_Toc243401739"/>
       <w:r>
         <w:t>6. Estructura del repositorio y ejecución</w:t>
       </w:r>
@@ -4132,7 +4177,7 @@
       <w:pPr>
         <w:pStyle w:val="Ttulo1"/>
       </w:pPr>
-      <w:bookmarkStart w:id="6" w:name="_Toc243350750"/>
+      <w:bookmarkStart w:id="6" w:name="_Toc243401740"/>
       <w:r>
         <w:t>7. Pruebas y rendimiento</w:t>
       </w:r>
@@ -4746,7 +4791,7 @@
       <w:pPr>
         <w:pStyle w:val="Ttulo1"/>
       </w:pPr>
-      <w:bookmarkStart w:id="7" w:name="_Toc243350751"/>
+      <w:bookmarkStart w:id="7" w:name="_Toc243401741"/>
       <w:r>
         <w:t>8. Limitaciones conocidas y mejoras posibles</w:t>
       </w:r>
@@ -4926,7 +4971,6 @@
               <w:rPr>
                 <w:sz w:val="21"/>
               </w:rPr>
-              <w:lastRenderedPageBreak/>
               <w:t>Sin recorte de polígonos</w:t>
             </w:r>
           </w:p>
@@ -4966,6 +5010,7 @@
               <w:rPr>
                 <w:sz w:val="21"/>
               </w:rPr>
+              <w:lastRenderedPageBreak/>
               <w:t>El PDF depende del diálogo de impresión del navegador</w:t>
             </w:r>
           </w:p>
@@ -5086,7 +5131,7 @@
       </w:r>
     </w:p>
     <w:sectPr>
-      <w:footerReference w:type="default" r:id="rId10"/>
+      <w:footerReference w:type="default" r:id="rId11"/>
       <w:pgSz w:w="11906" w:h="16838"/>
       <w:pgMar w:top="1417" w:right="1417" w:bottom="1417" w:left="1417" w:header="720" w:footer="720" w:gutter="0"/>
       <w:cols w:space="720"/>
@@ -5374,31 +5419,31 @@
       </w:rPr>
     </w:lvl>
   </w:abstractNum>
-  <w:num w:numId="1" w16cid:durableId="1902789324">
+  <w:num w:numId="1" w16cid:durableId="1692142636">
     <w:abstractNumId w:val="8"/>
   </w:num>
-  <w:num w:numId="2" w16cid:durableId="489829960">
+  <w:num w:numId="2" w16cid:durableId="1233739610">
     <w:abstractNumId w:val="6"/>
   </w:num>
-  <w:num w:numId="3" w16cid:durableId="408429473">
+  <w:num w:numId="3" w16cid:durableId="40055031">
     <w:abstractNumId w:val="5"/>
   </w:num>
-  <w:num w:numId="4" w16cid:durableId="657686250">
+  <w:num w:numId="4" w16cid:durableId="757214246">
     <w:abstractNumId w:val="4"/>
   </w:num>
-  <w:num w:numId="5" w16cid:durableId="1810056230">
+  <w:num w:numId="5" w16cid:durableId="695890860">
     <w:abstractNumId w:val="7"/>
   </w:num>
-  <w:num w:numId="6" w16cid:durableId="1589997727">
+  <w:num w:numId="6" w16cid:durableId="1358921491">
     <w:abstractNumId w:val="3"/>
   </w:num>
-  <w:num w:numId="7" w16cid:durableId="859856636">
+  <w:num w:numId="7" w16cid:durableId="327439750">
     <w:abstractNumId w:val="2"/>
   </w:num>
-  <w:num w:numId="8" w16cid:durableId="605889321">
+  <w:num w:numId="8" w16cid:durableId="1842157806">
     <w:abstractNumId w:val="1"/>
   </w:num>
-  <w:num w:numId="9" w16cid:durableId="448164316">
+  <w:num w:numId="9" w16cid:durableId="2022077648">
     <w:abstractNumId w:val="0"/>
   </w:num>
 </w:numbering>
@@ -5798,7 +5843,7 @@
       <w:spacing w:after="120" w:line="360" w:lineRule="auto"/>
     </w:pPr>
     <w:rPr>
-      <w:rFonts w:ascii="Arial" w:eastAsia="Arial" w:hAnsi="Arial"/>
+      <w:rFonts w:ascii="Times New Roman" w:eastAsia="Times New Roman" w:hAnsi="Times New Roman" w:cs="Times New Roman"/>
       <w:sz w:val="24"/>
     </w:rPr>
   </w:style>
@@ -5817,7 +5862,6 @@
       <w:outlineLvl w:val="0"/>
     </w:pPr>
     <w:rPr>
-      <w:rFonts w:asciiTheme="majorHAnsi" w:eastAsiaTheme="majorEastAsia" w:hAnsiTheme="majorHAnsi" w:cstheme="majorBidi"/>
       <w:b/>
       <w:bCs/>
       <w:color w:val="1E3A8A"/>
@@ -5841,7 +5885,6 @@
       <w:outlineLvl w:val="1"/>
     </w:pPr>
     <w:rPr>
-      <w:rFonts w:asciiTheme="majorHAnsi" w:eastAsiaTheme="majorEastAsia" w:hAnsiTheme="majorHAnsi" w:cstheme="majorBidi"/>
       <w:b/>
       <w:bCs/>
       <w:color w:val="1E3A8A"/>
@@ -5865,7 +5908,6 @@
       <w:outlineLvl w:val="2"/>
     </w:pPr>
     <w:rPr>
-      <w:rFonts w:asciiTheme="majorHAnsi" w:eastAsiaTheme="majorEastAsia" w:hAnsiTheme="majorHAnsi" w:cstheme="majorBidi"/>
       <w:b/>
       <w:bCs/>
       <w:color w:val="1E3A8A"/>
@@ -16790,7 +16832,7 @@
     <w:autoRedefine/>
     <w:uiPriority w:val="39"/>
     <w:unhideWhenUsed/>
-    <w:rsid w:val="009F7B4A"/>
+    <w:rsid w:val="00486DC2"/>
     <w:pPr>
       <w:spacing w:after="100"/>
     </w:pPr>
@@ -16800,7 +16842,7 @@
     <w:basedOn w:val="Fuentedeprrafopredeter"/>
     <w:uiPriority w:val="99"/>
     <w:unhideWhenUsed/>
-    <w:rsid w:val="009F7B4A"/>
+    <w:rsid w:val="00486DC2"/>
     <w:rPr>
       <w:color w:val="0000FF" w:themeColor="hyperlink"/>
       <w:u w:val="single"/>
